--- a/projektidokumentit/projektisuunnitelma.docx
+++ b/projektidokumentit/projektisuunnitelma.docx
@@ -305,11 +305,10 @@
                 <w:rFonts w:ascii="Verdana" w:hAnsi="Verdana" w:cs="Verdana"/>
                 <w:i/>
                 <w:iCs/>
-                <w:color w:val="C00000"/>
                 <w:sz w:val="20"/>
                 <w:szCs w:val="20"/>
               </w:rPr>
-              <w:t>Uusi numero aina muutosten jälkeen, lopullinen katselmoitu versio on 1.0</w:t>
+              <w:t>1.0</w:t>
             </w:r>
           </w:p>
         </w:tc>
@@ -577,26 +576,6 @@
           </w:p>
         </w:tc>
       </w:tr>
-      <w:tr>
-        <w:tc>
-          <w:tcPr>
-            <w:tcW w:w="9628" w:type="dxa"/>
-            <w:gridSpan w:val="2"/>
-          </w:tcPr>
-          <w:p>
-            <w:pPr>
-              <w:autoSpaceDE/>
-              <w:autoSpaceDN/>
-              <w:spacing w:after="200" w:line="276" w:lineRule="auto"/>
-              <w:rPr>
-                <w:rFonts w:ascii="Verdana" w:hAnsi="Verdana" w:cs="Verdana"/>
-                <w:sz w:val="20"/>
-                <w:szCs w:val="20"/>
-              </w:rPr>
-            </w:pPr>
-          </w:p>
-        </w:tc>
-      </w:tr>
     </w:tbl>
     <w:p>
       <w:pPr>
@@ -1549,34 +1528,29 @@
         <w:spacing w:line="360" w:lineRule="auto"/>
         <w:rPr>
           <w:rFonts w:ascii="Verdana" w:hAnsi="Verdana" w:cs="Verdana"/>
-          <w:color w:val="FF0000"/>
         </w:rPr>
       </w:pPr>
       <w:r>
         <w:rPr>
           <w:rFonts w:ascii="Verdana" w:hAnsi="Verdana" w:cs="Verdana"/>
-          <w:color w:val="FF0000"/>
         </w:rPr>
         <w:t xml:space="preserve">Järjestelmään kuuluvat seuraavat </w:t>
       </w:r>
       <w:r>
         <w:rPr>
           <w:rFonts w:ascii="Verdana" w:hAnsi="Verdana" w:cs="Verdana"/>
-          <w:color w:val="FF0000"/>
         </w:rPr>
         <w:t xml:space="preserve">fyysiset </w:t>
       </w:r>
       <w:r>
         <w:rPr>
           <w:rFonts w:ascii="Verdana" w:hAnsi="Verdana" w:cs="Verdana"/>
-          <w:color w:val="FF0000"/>
         </w:rPr>
         <w:t>järjestelmäkomponentit</w:t>
       </w:r>
       <w:r>
         <w:rPr>
           <w:rFonts w:ascii="Verdana" w:hAnsi="Verdana" w:cs="Verdana"/>
-          <w:color w:val="FF0000"/>
         </w:rPr>
         <w:t>:</w:t>
       </w:r>
@@ -1593,13 +1567,11 @@
         <w:contextualSpacing/>
         <w:rPr>
           <w:rFonts w:ascii="Verdana" w:hAnsi="Verdana" w:cs="Verdana"/>
-          <w:color w:val="FF0000"/>
-        </w:rPr>
-      </w:pPr>
-      <w:r>
-        <w:rPr>
-          <w:rFonts w:ascii="Verdana" w:hAnsi="Verdana"/>
-          <w:color w:val="FF0000"/>
+        </w:rPr>
+      </w:pPr>
+      <w:r>
+        <w:rPr>
+          <w:rFonts w:ascii="Verdana" w:hAnsi="Verdana"/>
           <w:szCs w:val="22"/>
         </w:rPr>
         <w:t xml:space="preserve">Kohdejärjestelmän </w:t>
@@ -1607,7 +1579,6 @@
       <w:r>
         <w:rPr>
           <w:rFonts w:ascii="Verdana" w:hAnsi="Verdana"/>
-          <w:color w:val="FF0000"/>
           <w:szCs w:val="22"/>
         </w:rPr>
         <w:t xml:space="preserve">(=pankkiautomaatti) </w:t>
@@ -1615,7 +1586,6 @@
       <w:r>
         <w:rPr>
           <w:rFonts w:ascii="Verdana" w:hAnsi="Verdana"/>
-          <w:color w:val="FF0000"/>
           <w:szCs w:val="22"/>
         </w:rPr>
         <w:t>varsinainen tietokone, jossa on</w:t>
@@ -1623,7 +1593,6 @@
       <w:r>
         <w:rPr>
           <w:rFonts w:ascii="Verdana" w:hAnsi="Verdana"/>
-          <w:color w:val="FF0000"/>
           <w:szCs w:val="22"/>
         </w:rPr>
         <w:t xml:space="preserve"> </w:t>
@@ -1631,7 +1600,6 @@
       <w:r>
         <w:rPr>
           <w:rFonts w:ascii="Verdana" w:hAnsi="Verdana"/>
-          <w:color w:val="FF0000"/>
           <w:szCs w:val="22"/>
         </w:rPr>
         <w:t>käyttöjärjestelmä ja tietoturvaoh</w:t>
@@ -1639,14 +1607,12 @@
       <w:r>
         <w:rPr>
           <w:rFonts w:ascii="Verdana" w:hAnsi="Verdana"/>
-          <w:color w:val="FF0000"/>
         </w:rPr>
         <w:t>jelma.</w:t>
       </w:r>
       <w:r>
         <w:rPr>
           <w:rFonts w:ascii="Verdana" w:hAnsi="Verdana"/>
-          <w:color w:val="FF0000"/>
         </w:rPr>
         <w:t xml:space="preserve"> </w:t>
       </w:r>
@@ -1663,29 +1629,19 @@
         <w:contextualSpacing/>
         <w:rPr>
           <w:rFonts w:ascii="Verdana" w:hAnsi="Verdana" w:cs="Verdana"/>
-          <w:color w:val="FF0000"/>
         </w:rPr>
       </w:pPr>
       <w:r>
         <w:rPr>
           <w:rFonts w:ascii="Verdana" w:hAnsi="Verdana" w:cs="Verdana"/>
-          <w:color w:val="FF0000"/>
         </w:rPr>
         <w:t xml:space="preserve">Palvelintietokone, jossa </w:t>
       </w:r>
       <w:r>
         <w:rPr>
           <w:rFonts w:ascii="Verdana" w:hAnsi="Verdana"/>
-          <w:color w:val="FF0000"/>
-        </w:rPr>
-        <w:t>käyttöjärjestelmänä on uusin Windows –tai Linux-käyttöjärjestelmä ja tietoturvaohjelmapaketti.</w:t>
-      </w:r>
-      <w:r>
-        <w:rPr>
-          <w:rFonts w:ascii="Verdana" w:hAnsi="Verdana"/>
-          <w:color w:val="FF0000"/>
-        </w:rPr>
-        <w:t xml:space="preserve"> Palvelimessa ajetaan tuotteeseen valittua tietokantaratkaisua.</w:t>
+        </w:rPr>
+        <w:t>käyttöjärjestelmänä on uusin Windows –tai Linux-käyttöjärjestelmä ja tietoturvaohjelmapaketti. Palvelimessa ajetaan tuotteeseen valittua tietokantaratkaisua.</w:t>
       </w:r>
     </w:p>
     <w:p>
@@ -1700,7 +1656,6 @@
         <w:contextualSpacing/>
         <w:rPr>
           <w:rFonts w:ascii="Verdana" w:hAnsi="Verdana" w:cs="Verdana"/>
-          <w:color w:val="FF0000"/>
           <w:sz w:val="28"/>
           <w:szCs w:val="28"/>
         </w:rPr>
@@ -1708,21 +1663,18 @@
       <w:r>
         <w:rPr>
           <w:rFonts w:ascii="Verdana" w:hAnsi="Verdana"/>
-          <w:color w:val="FF0000"/>
         </w:rPr>
         <w:t>Tietokoneverkko</w:t>
       </w:r>
       <w:r>
         <w:rPr>
           <w:rFonts w:ascii="Verdana" w:hAnsi="Verdana"/>
-          <w:color w:val="FF0000"/>
         </w:rPr>
         <w:t xml:space="preserve"> </w:t>
       </w:r>
       <w:r>
         <w:rPr>
           <w:rFonts w:ascii="Verdana" w:hAnsi="Verdana"/>
-          <w:color w:val="FF0000"/>
         </w:rPr>
         <w:t xml:space="preserve">tiedonsiirtoa (http tai </w:t>
       </w:r>
@@ -1730,7 +1682,6 @@
       <w:r>
         <w:rPr>
           <w:rFonts w:ascii="Verdana" w:hAnsi="Verdana"/>
-          <w:color w:val="FF0000"/>
         </w:rPr>
         <w:t>https</w:t>
       </w:r>
@@ -1738,14 +1689,12 @@
       <w:r>
         <w:rPr>
           <w:rFonts w:ascii="Verdana" w:hAnsi="Verdana"/>
-          <w:color w:val="FF0000"/>
         </w:rPr>
         <w:t xml:space="preserve"> -protokollaa käyttäen) varten </w:t>
       </w:r>
       <w:r>
         <w:rPr>
           <w:rFonts w:ascii="Verdana" w:hAnsi="Verdana"/>
-          <w:color w:val="FF0000"/>
         </w:rPr>
         <w:t>automaatin tietokoneen ja palvelimen välille.</w:t>
       </w:r>
@@ -1762,7 +1711,6 @@
         <w:contextualSpacing/>
         <w:rPr>
           <w:rFonts w:ascii="Verdana" w:hAnsi="Verdana" w:cs="Verdana"/>
-          <w:color w:val="FF0000"/>
           <w:sz w:val="28"/>
           <w:szCs w:val="28"/>
         </w:rPr>
@@ -1770,7 +1718,6 @@
       <w:r>
         <w:rPr>
           <w:rFonts w:ascii="Verdana" w:hAnsi="Verdana" w:cs="Verdana"/>
-          <w:color w:val="FF0000"/>
         </w:rPr>
         <w:t>Tuotteessa käytetään REST (</w:t>
       </w:r>
@@ -1778,7 +1725,6 @@
       <w:r>
         <w:rPr>
           <w:rFonts w:ascii="Verdana" w:hAnsi="Verdana" w:cs="Verdana"/>
-          <w:color w:val="FF0000"/>
         </w:rPr>
         <w:t>Representational</w:t>
       </w:r>
@@ -1786,7 +1732,6 @@
       <w:r>
         <w:rPr>
           <w:rFonts w:ascii="Verdana" w:hAnsi="Verdana" w:cs="Verdana"/>
-          <w:color w:val="FF0000"/>
         </w:rPr>
         <w:t xml:space="preserve"> State </w:t>
       </w:r>
@@ -1794,7 +1739,6 @@
       <w:r>
         <w:rPr>
           <w:rFonts w:ascii="Verdana" w:hAnsi="Verdana" w:cs="Verdana"/>
-          <w:color w:val="FF0000"/>
         </w:rPr>
         <w:t>Transfer</w:t>
       </w:r>
@@ -1802,28 +1746,24 @@
       <w:r>
         <w:rPr>
           <w:rFonts w:ascii="Verdana" w:hAnsi="Verdana" w:cs="Verdana"/>
-          <w:color w:val="FF0000"/>
         </w:rPr>
         <w:t xml:space="preserve">) </w:t>
       </w:r>
       <w:r>
         <w:rPr>
           <w:rFonts w:ascii="Verdana" w:hAnsi="Verdana" w:cs="Verdana"/>
-          <w:color w:val="FF0000"/>
         </w:rPr>
         <w:t>rajapintaratkaisua</w:t>
       </w:r>
       <w:r>
         <w:rPr>
           <w:rFonts w:ascii="Verdana" w:hAnsi="Verdana" w:cs="Verdana"/>
-          <w:color w:val="FF0000"/>
         </w:rPr>
         <w:t xml:space="preserve"> automaatin sovelluksen ja tietokannan välillä</w:t>
       </w:r>
       <w:r>
         <w:rPr>
           <w:rFonts w:ascii="Verdana" w:hAnsi="Verdana" w:cs="Verdana"/>
-          <w:color w:val="FF0000"/>
         </w:rPr>
         <w:t>.</w:t>
       </w:r>
@@ -1840,7 +1780,6 @@
         <w:contextualSpacing/>
         <w:rPr>
           <w:rFonts w:ascii="Verdana" w:hAnsi="Verdana" w:cs="Verdana"/>
-          <w:color w:val="FF0000"/>
           <w:sz w:val="28"/>
         </w:rPr>
       </w:pPr>
@@ -1848,7 +1787,6 @@
       <w:r>
         <w:rPr>
           <w:rFonts w:ascii="Verdana" w:hAnsi="Verdana"/>
-          <w:color w:val="FF0000"/>
           <w:szCs w:val="22"/>
         </w:rPr>
         <w:t>RFID–kortin lukulaite, joka on kiinnitettynä kohdejärjestelmän tietokoneen sarjaporttiin.</w:t>
@@ -1866,46 +1804,21 @@
         <w:contextualSpacing/>
         <w:rPr>
           <w:rFonts w:ascii="Verdana" w:hAnsi="Verdana" w:cs="Verdana"/>
-          <w:color w:val="FF0000"/>
           <w:sz w:val="28"/>
         </w:rPr>
       </w:pPr>
       <w:r>
         <w:rPr>
           <w:rFonts w:ascii="Verdana" w:hAnsi="Verdana"/>
-          <w:color w:val="FF0000"/>
-        </w:rPr>
-        <w:t xml:space="preserve">RFID–kortteja, jotka </w:t>
-      </w:r>
-      <w:r>
-        <w:rPr>
-          <w:rFonts w:ascii="Verdana" w:hAnsi="Verdana"/>
-          <w:color w:val="FF0000"/>
-        </w:rPr>
-        <w:t xml:space="preserve">ovat järjestelmän pankkikortteja ja </w:t>
-      </w:r>
-      <w:r>
-        <w:rPr>
-          <w:rFonts w:ascii="Verdana" w:hAnsi="Verdana"/>
-          <w:color w:val="FF0000"/>
-        </w:rPr>
-        <w:t xml:space="preserve">kommunikoivat RFID-kortin lukulaitteen </w:t>
-      </w:r>
-      <w:r>
-        <w:rPr>
-          <w:rFonts w:ascii="Verdana" w:hAnsi="Verdana"/>
-          <w:color w:val="FF0000"/>
+        </w:rPr>
+        <w:t xml:space="preserve">RFID–kortteja, jotka ovat järjestelmän pankkikortteja ja kommunikoivat RFID-kortin lukulaitteen </w:t>
+      </w:r>
+      <w:r>
+        <w:rPr>
+          <w:rFonts w:ascii="Verdana" w:hAnsi="Verdana"/>
           <w:szCs w:val="22"/>
         </w:rPr>
-        <w:t>kanssa</w:t>
-      </w:r>
-      <w:r>
-        <w:rPr>
-          <w:rFonts w:ascii="Verdana" w:hAnsi="Verdana"/>
-          <w:color w:val="FF0000"/>
-          <w:szCs w:val="22"/>
-        </w:rPr>
-        <w:t>.</w:t>
+        <w:t>kanssa.</w:t>
       </w:r>
     </w:p>
     <w:p>
@@ -1913,38 +1826,28 @@
         <w:autoSpaceDE/>
         <w:autoSpaceDN/>
         <w:spacing w:after="200" w:line="360" w:lineRule="auto"/>
-        <w:ind w:left="360"/>
         <w:contextualSpacing/>
-        <w:rPr>
-          <w:rFonts w:ascii="Verdana" w:hAnsi="Verdana" w:cs="Verdana"/>
-          <w:color w:val="FF0000"/>
-          <w:sz w:val="28"/>
-        </w:rPr>
-      </w:pPr>
-      <w:r>
+        <w:jc w:val="both"/>
         <w:rPr>
           <w:rFonts w:ascii="Verdana" w:hAnsi="Verdana"/>
           <w:color w:val="FF0000"/>
           <w:szCs w:val="22"/>
         </w:rPr>
-        <w:t>(Muokatkaa tätä listaa oman suunnitelman näköiseksi.</w:t>
-      </w:r>
-      <w:r>
+      </w:pPr>
+    </w:p>
+    <w:p>
+      <w:pPr>
+        <w:autoSpaceDE/>
+        <w:autoSpaceDN/>
+        <w:spacing w:after="200" w:line="360" w:lineRule="auto"/>
+        <w:contextualSpacing/>
+        <w:jc w:val="both"/>
         <w:rPr>
           <w:rFonts w:ascii="Verdana" w:hAnsi="Verdana"/>
           <w:color w:val="FF0000"/>
           <w:szCs w:val="22"/>
         </w:rPr>
-        <w:t xml:space="preserve"> Älkää kuitenkaan poistako mitään kysymättä ohjaajalta!</w:t>
-      </w:r>
-      <w:r>
-        <w:rPr>
-          <w:rFonts w:ascii="Verdana" w:hAnsi="Verdana"/>
-          <w:color w:val="FF0000"/>
-          <w:szCs w:val="22"/>
-        </w:rPr>
-        <w:t>)</w:t>
-      </w:r>
+      </w:pPr>
     </w:p>
     <w:p>
       <w:pPr>
@@ -2142,7 +2045,6 @@
         <w:spacing w:line="360" w:lineRule="auto"/>
         <w:rPr>
           <w:rFonts w:ascii="Verdana" w:hAnsi="Verdana"/>
-          <w:color w:val="FF0000"/>
           <w:sz w:val="24"/>
           <w:szCs w:val="24"/>
         </w:rPr>
@@ -2150,7 +2052,6 @@
       <w:r>
         <w:rPr>
           <w:rFonts w:ascii="Verdana" w:hAnsi="Verdana"/>
-          <w:color w:val="FF0000"/>
           <w:sz w:val="24"/>
           <w:szCs w:val="24"/>
         </w:rPr>
@@ -2159,7 +2060,6 @@
       <w:r>
         <w:rPr>
           <w:rFonts w:ascii="Verdana" w:hAnsi="Verdana"/>
-          <w:color w:val="FF0000"/>
           <w:sz w:val="24"/>
           <w:szCs w:val="24"/>
         </w:rPr>
@@ -2168,7 +2068,6 @@
       <w:r>
         <w:rPr>
           <w:rFonts w:ascii="Verdana" w:hAnsi="Verdana"/>
-          <w:color w:val="FF0000"/>
           <w:sz w:val="24"/>
           <w:szCs w:val="24"/>
         </w:rPr>
@@ -2177,7 +2076,6 @@
       <w:r>
         <w:rPr>
           <w:rFonts w:ascii="Verdana" w:hAnsi="Verdana"/>
-          <w:color w:val="FF0000"/>
           <w:sz w:val="24"/>
           <w:szCs w:val="24"/>
         </w:rPr>
@@ -2186,7 +2084,6 @@
       <w:r>
         <w:rPr>
           <w:rFonts w:ascii="Verdana" w:hAnsi="Verdana"/>
-          <w:color w:val="FF0000"/>
           <w:sz w:val="24"/>
           <w:szCs w:val="24"/>
         </w:rPr>
@@ -2195,7 +2092,6 @@
       <w:r>
         <w:rPr>
           <w:rFonts w:ascii="Verdana" w:hAnsi="Verdana"/>
-          <w:color w:val="FF0000"/>
           <w:sz w:val="24"/>
           <w:szCs w:val="24"/>
         </w:rPr>
@@ -2212,7 +2108,6 @@
         <w:spacing w:line="360" w:lineRule="auto"/>
         <w:rPr>
           <w:rFonts w:ascii="Verdana" w:hAnsi="Verdana"/>
-          <w:color w:val="FF0000"/>
           <w:sz w:val="24"/>
           <w:szCs w:val="24"/>
         </w:rPr>
@@ -2220,7 +2115,6 @@
       <w:r>
         <w:rPr>
           <w:rFonts w:ascii="Verdana" w:hAnsi="Verdana"/>
-          <w:color w:val="FF0000"/>
           <w:sz w:val="24"/>
           <w:szCs w:val="24"/>
         </w:rPr>
@@ -2229,7 +2123,6 @@
       <w:r>
         <w:rPr>
           <w:rFonts w:ascii="Verdana" w:hAnsi="Verdana"/>
-          <w:color w:val="FF0000"/>
           <w:sz w:val="24"/>
           <w:szCs w:val="24"/>
         </w:rPr>
@@ -2238,7 +2131,6 @@
       <w:r>
         <w:rPr>
           <w:rFonts w:ascii="Verdana" w:hAnsi="Verdana"/>
-          <w:color w:val="FF0000"/>
           <w:sz w:val="24"/>
           <w:szCs w:val="24"/>
         </w:rPr>
@@ -2247,7 +2139,6 @@
       <w:r>
         <w:rPr>
           <w:rFonts w:ascii="Verdana" w:hAnsi="Verdana"/>
-          <w:color w:val="FF0000"/>
           <w:sz w:val="24"/>
           <w:szCs w:val="24"/>
         </w:rPr>
@@ -2264,7 +2155,6 @@
         <w:spacing w:line="360" w:lineRule="auto"/>
         <w:rPr>
           <w:rFonts w:ascii="Verdana" w:hAnsi="Verdana"/>
-          <w:color w:val="FF0000"/>
           <w:sz w:val="24"/>
           <w:szCs w:val="24"/>
         </w:rPr>
@@ -2272,7 +2162,6 @@
       <w:r>
         <w:rPr>
           <w:rFonts w:ascii="Verdana" w:hAnsi="Verdana"/>
-          <w:color w:val="FF0000"/>
           <w:sz w:val="24"/>
           <w:szCs w:val="24"/>
         </w:rPr>
@@ -2281,7 +2170,6 @@
       <w:r>
         <w:rPr>
           <w:rFonts w:ascii="Verdana" w:hAnsi="Verdana"/>
-          <w:color w:val="FF0000"/>
           <w:sz w:val="24"/>
           <w:szCs w:val="24"/>
         </w:rPr>
@@ -2290,7 +2178,6 @@
       <w:r>
         <w:rPr>
           <w:rFonts w:ascii="Verdana" w:hAnsi="Verdana"/>
-          <w:color w:val="FF0000"/>
           <w:sz w:val="24"/>
           <w:szCs w:val="24"/>
         </w:rPr>
@@ -2299,7 +2186,6 @@
       <w:r>
         <w:rPr>
           <w:rFonts w:ascii="Verdana" w:hAnsi="Verdana"/>
-          <w:color w:val="FF0000"/>
           <w:sz w:val="24"/>
           <w:szCs w:val="24"/>
         </w:rPr>
@@ -2308,7 +2194,6 @@
       <w:r>
         <w:rPr>
           <w:rFonts w:ascii="Verdana" w:hAnsi="Verdana"/>
-          <w:color w:val="FF0000"/>
           <w:sz w:val="24"/>
           <w:szCs w:val="24"/>
         </w:rPr>
@@ -2317,7 +2202,6 @@
       <w:r>
         <w:rPr>
           <w:rFonts w:ascii="Verdana" w:hAnsi="Verdana"/>
-          <w:color w:val="FF0000"/>
           <w:sz w:val="24"/>
           <w:szCs w:val="24"/>
         </w:rPr>
@@ -2326,7 +2210,6 @@
       <w:r>
         <w:rPr>
           <w:rFonts w:ascii="Verdana" w:hAnsi="Verdana"/>
-          <w:color w:val="FF0000"/>
           <w:sz w:val="24"/>
           <w:szCs w:val="24"/>
         </w:rPr>
@@ -2344,78 +2227,73 @@
         <w:spacing w:line="360" w:lineRule="auto"/>
         <w:rPr>
           <w:rFonts w:ascii="Verdana" w:hAnsi="Verdana"/>
-          <w:color w:val="FF0000"/>
           <w:sz w:val="24"/>
           <w:szCs w:val="24"/>
         </w:rPr>
       </w:pPr>
-      <w:proofErr w:type="spellStart"/>
-      <w:r>
-        <w:rPr>
-          <w:rFonts w:ascii="Verdana" w:hAnsi="Verdana"/>
-          <w:color w:val="FF0000"/>
+      <w:r>
+        <w:rPr>
+          <w:rFonts w:ascii="Verdana" w:hAnsi="Verdana"/>
           <w:sz w:val="24"/>
           <w:szCs w:val="24"/>
         </w:rPr>
-        <w:t>Pankkkiautomaattisovelluksella</w:t>
-      </w:r>
-      <w:proofErr w:type="spellEnd"/>
-      <w:r>
-        <w:rPr>
-          <w:rFonts w:ascii="Verdana" w:hAnsi="Verdana"/>
-          <w:color w:val="FF0000"/>
+        <w:t>Pankkiautomaattisovelluksella</w:t>
+      </w:r>
+      <w:r>
+        <w:rPr>
+          <w:rFonts w:ascii="Verdana" w:hAnsi="Verdana"/>
           <w:sz w:val="24"/>
           <w:szCs w:val="24"/>
         </w:rPr>
-        <w:t xml:space="preserve"> voi nostaa käteistä, selata tilitapahtumia tai tulostaa näytölle tilin saldon</w:t>
-      </w:r>
-      <w:r>
-        <w:rPr>
-          <w:rFonts w:ascii="Verdana" w:hAnsi="Verdana"/>
-          <w:color w:val="FF0000"/>
+        <w:t xml:space="preserve"> voi nostaa käteistä,</w:t>
+      </w:r>
+      <w:r>
+        <w:rPr>
+          <w:rFonts w:ascii="Verdana" w:hAnsi="Verdana"/>
           <w:sz w:val="24"/>
           <w:szCs w:val="24"/>
         </w:rPr>
+        <w:t xml:space="preserve"> tehdä tilisiirtoja, antaa lahjoituksia,</w:t>
+      </w:r>
+      <w:r>
+        <w:rPr>
+          <w:rFonts w:ascii="Verdana" w:hAnsi="Verdana"/>
+          <w:sz w:val="24"/>
+          <w:szCs w:val="24"/>
+        </w:rPr>
+        <w:t xml:space="preserve"> selata tilitapahtumia tai tulostaa näytölle tilin saldon</w:t>
+      </w:r>
+      <w:r>
+        <w:rPr>
+          <w:rFonts w:ascii="Verdana" w:hAnsi="Verdana"/>
+          <w:sz w:val="24"/>
+          <w:szCs w:val="24"/>
+        </w:rPr>
         <w:t>.</w:t>
       </w:r>
     </w:p>
     <w:p>
       <w:pPr>
+        <w:pStyle w:val="Luettelokappale"/>
+        <w:numPr>
+          <w:ilvl w:val="0"/>
+          <w:numId w:val="19"/>
+        </w:numPr>
+        <w:adjustRightInd w:val="0"/>
         <w:spacing w:line="360" w:lineRule="auto"/>
-        <w:ind w:left="360"/>
-        <w:rPr>
-          <w:rFonts w:ascii="Verdana" w:hAnsi="Verdana"/>
-          <w:color w:val="FF0000"/>
-        </w:rPr>
-      </w:pPr>
-      <w:r>
-        <w:rPr>
-          <w:rFonts w:ascii="Verdana" w:hAnsi="Verdana"/>
-          <w:color w:val="FF0000"/>
-        </w:rPr>
-        <w:t>(Muokatkaa tätä listaa oman suunnitelman näköiseksi.</w:t>
-      </w:r>
-      <w:r>
-        <w:rPr>
-          <w:rFonts w:ascii="Verdana" w:hAnsi="Verdana"/>
-          <w:color w:val="FF0000"/>
-        </w:rPr>
-        <w:t xml:space="preserve"> </w:t>
-      </w:r>
-      <w:r>
-        <w:rPr>
-          <w:rFonts w:ascii="Verdana" w:hAnsi="Verdana"/>
-          <w:color w:val="FF0000"/>
-          <w:szCs w:val="22"/>
-        </w:rPr>
-        <w:t>Älkää kuitenkaan poistako mitään kysymättä ohjaajalta!</w:t>
-      </w:r>
-      <w:r>
-        <w:rPr>
-          <w:rFonts w:ascii="Verdana" w:hAnsi="Verdana"/>
-          <w:color w:val="FF0000"/>
-        </w:rPr>
-        <w:t>)</w:t>
+        <w:rPr>
+          <w:rFonts w:ascii="Verdana" w:hAnsi="Verdana"/>
+          <w:sz w:val="24"/>
+          <w:szCs w:val="24"/>
+        </w:rPr>
+      </w:pPr>
+      <w:r>
+        <w:rPr>
+          <w:rFonts w:ascii="Verdana" w:hAnsi="Verdana"/>
+          <w:sz w:val="24"/>
+          <w:szCs w:val="24"/>
+        </w:rPr>
+        <w:t>Sovelluksessa on helppokäyttöominaisuuksia, kielen vaihtaminen suomen, englannin ja puolan välillä, kontrastin vaihtaminen, sekä interaktiiviset näppäinäänet.</w:t>
       </w:r>
     </w:p>
     <w:p>
@@ -2896,20 +2774,16 @@
           <w:color w:val="FF0000"/>
         </w:rPr>
       </w:pPr>
-      <w:r>
+    </w:p>
+    <w:p>
+      <w:pPr>
+        <w:spacing w:line="360" w:lineRule="auto"/>
+        <w:jc w:val="both"/>
         <w:rPr>
           <w:rFonts w:ascii="Verdana" w:hAnsi="Verdana"/>
           <w:color w:val="FF0000"/>
         </w:rPr>
-        <w:t xml:space="preserve">Alla taulukossa </w:t>
-      </w:r>
-      <w:r>
-        <w:rPr>
-          <w:rFonts w:ascii="Verdana" w:hAnsi="Verdana"/>
-          <w:color w:val="FF0000"/>
-        </w:rPr>
-        <w:t xml:space="preserve">alustava aikataulu projektin läpiviemiselle. Muokatkaa ryhmän suunnitelman mukaiseksi. </w:t>
-      </w:r>
+      </w:pPr>
       <w:r>
         <w:rPr>
           <w:rFonts w:ascii="Verdana" w:hAnsi="Verdana"/>
@@ -3011,22 +2885,13 @@
               <w:jc w:val="both"/>
               <w:rPr>
                 <w:rFonts w:ascii="Verdana" w:hAnsi="Verdana"/>
-                <w:color w:val="FF0000"/>
               </w:rPr>
             </w:pPr>
             <w:r>
               <w:rPr>
                 <w:rFonts w:ascii="Verdana" w:hAnsi="Verdana"/>
-                <w:color w:val="FF0000"/>
-              </w:rPr>
-              <w:t>Määrittely</w:t>
-            </w:r>
-            <w:r>
-              <w:rPr>
-                <w:rFonts w:ascii="Verdana" w:hAnsi="Verdana"/>
-                <w:color w:val="FF0000"/>
-              </w:rPr>
-              <w:t>vaihe</w:t>
+              </w:rPr>
+              <w:t>Määrittelyvaihe</w:t>
             </w:r>
           </w:p>
         </w:tc>
@@ -3041,13 +2906,11 @@
               <w:jc w:val="both"/>
               <w:rPr>
                 <w:rFonts w:ascii="Verdana" w:hAnsi="Verdana"/>
-                <w:color w:val="FF0000"/>
               </w:rPr>
             </w:pPr>
             <w:r>
               <w:rPr>
                 <w:rFonts w:ascii="Verdana" w:hAnsi="Verdana"/>
-                <w:color w:val="FF0000"/>
               </w:rPr>
               <w:t xml:space="preserve">Periodin viikot </w:t>
             </w:r>
@@ -3055,7 +2918,6 @@
             <w:r>
               <w:rPr>
                 <w:rFonts w:ascii="Verdana" w:hAnsi="Verdana"/>
-                <w:color w:val="FF0000"/>
               </w:rPr>
               <w:t>1-2</w:t>
             </w:r>
@@ -3067,7 +2929,6 @@
               <w:jc w:val="both"/>
               <w:rPr>
                 <w:rFonts w:ascii="Verdana" w:hAnsi="Verdana"/>
-                <w:color w:val="FF0000"/>
               </w:rPr>
             </w:pPr>
           </w:p>
@@ -3085,27 +2946,23 @@
               <w:jc w:val="both"/>
               <w:rPr>
                 <w:rFonts w:ascii="Verdana" w:hAnsi="Verdana"/>
-                <w:color w:val="FF0000"/>
               </w:rPr>
             </w:pPr>
             <w:r>
               <w:rPr>
                 <w:rFonts w:ascii="Verdana" w:hAnsi="Verdana"/>
-                <w:color w:val="FF0000"/>
               </w:rPr>
               <w:t>Toteutus</w:t>
             </w:r>
             <w:r>
               <w:rPr>
                 <w:rFonts w:ascii="Verdana" w:hAnsi="Verdana"/>
-                <w:color w:val="FF0000"/>
               </w:rPr>
               <w:t>- ja testaus</w:t>
             </w:r>
             <w:r>
               <w:rPr>
                 <w:rFonts w:ascii="Verdana" w:hAnsi="Verdana"/>
-                <w:color w:val="FF0000"/>
               </w:rPr>
               <w:t>vaihe</w:t>
             </w:r>
@@ -3122,13 +2979,11 @@
               <w:jc w:val="both"/>
               <w:rPr>
                 <w:rFonts w:ascii="Verdana" w:hAnsi="Verdana"/>
-                <w:color w:val="FF0000"/>
               </w:rPr>
             </w:pPr>
             <w:r>
               <w:rPr>
                 <w:rFonts w:ascii="Verdana" w:hAnsi="Verdana"/>
-                <w:color w:val="FF0000"/>
               </w:rPr>
               <w:t xml:space="preserve">Periodin viikot </w:t>
             </w:r>
@@ -3136,14 +2991,12 @@
             <w:r>
               <w:rPr>
                 <w:rFonts w:ascii="Verdana" w:hAnsi="Verdana"/>
-                <w:color w:val="FF0000"/>
               </w:rPr>
               <w:t>2</w:t>
             </w:r>
             <w:r>
               <w:rPr>
                 <w:rFonts w:ascii="Verdana" w:hAnsi="Verdana"/>
-                <w:color w:val="FF0000"/>
               </w:rPr>
               <w:t>-6</w:t>
             </w:r>
@@ -3155,7 +3008,6 @@
               <w:jc w:val="both"/>
               <w:rPr>
                 <w:rFonts w:ascii="Verdana" w:hAnsi="Verdana"/>
-                <w:color w:val="FF0000"/>
               </w:rPr>
             </w:pPr>
           </w:p>
@@ -3172,20 +3024,17 @@
               <w:jc w:val="both"/>
               <w:rPr>
                 <w:rFonts w:ascii="Verdana" w:hAnsi="Verdana"/>
-                <w:color w:val="FF0000"/>
               </w:rPr>
             </w:pPr>
             <w:r>
               <w:rPr>
                 <w:rFonts w:ascii="Verdana" w:hAnsi="Verdana"/>
-                <w:color w:val="FF0000"/>
               </w:rPr>
               <w:t xml:space="preserve">Dokumentointi ja tuotteen </w:t>
             </w:r>
             <w:r>
               <w:rPr>
                 <w:rFonts w:ascii="Verdana" w:hAnsi="Verdana"/>
-                <w:color w:val="FF0000"/>
               </w:rPr>
               <w:t>toimitus tilaajalle</w:t>
             </w:r>
@@ -3201,13 +3050,11 @@
               <w:jc w:val="both"/>
               <w:rPr>
                 <w:rFonts w:ascii="Verdana" w:hAnsi="Verdana"/>
-                <w:color w:val="FF0000"/>
               </w:rPr>
             </w:pPr>
             <w:r>
               <w:rPr>
                 <w:rFonts w:ascii="Verdana" w:hAnsi="Verdana"/>
-                <w:color w:val="FF0000"/>
               </w:rPr>
               <w:t xml:space="preserve">Periodin viikot </w:t>
             </w:r>
@@ -3215,7 +3062,6 @@
             <w:r>
               <w:rPr>
                 <w:rFonts w:ascii="Verdana" w:hAnsi="Verdana"/>
-                <w:color w:val="FF0000"/>
               </w:rPr>
               <w:t>7-8</w:t>
             </w:r>
@@ -3227,7 +3073,6 @@
               <w:jc w:val="both"/>
               <w:rPr>
                 <w:rFonts w:ascii="Verdana" w:hAnsi="Verdana"/>
-                <w:color w:val="FF0000"/>
               </w:rPr>
             </w:pPr>
           </w:p>
@@ -4661,7 +4506,6 @@
                 <w:rFonts w:ascii="Verdana" w:hAnsi="Verdana"/>
                 <w:b/>
                 <w:bCs/>
-                <w:color w:val="FF0000"/>
               </w:rPr>
             </w:pPr>
             <w:r>
@@ -4669,7 +4513,6 @@
                 <w:rFonts w:ascii="Verdana" w:hAnsi="Verdana"/>
                 <w:b/>
                 <w:bCs/>
-                <w:color w:val="FF0000"/>
               </w:rPr>
               <w:t>Riskinumero</w:t>
             </w:r>
@@ -4686,7 +4529,6 @@
                 <w:rFonts w:ascii="Verdana" w:hAnsi="Verdana"/>
                 <w:b/>
                 <w:bCs/>
-                <w:color w:val="FF0000"/>
               </w:rPr>
             </w:pPr>
             <w:r>
@@ -4694,7 +4536,6 @@
                 <w:rFonts w:ascii="Verdana" w:hAnsi="Verdana"/>
                 <w:b/>
                 <w:bCs/>
-                <w:color w:val="FF0000"/>
               </w:rPr>
               <w:t>Riski</w:t>
             </w:r>
@@ -4831,13 +4672,11 @@
               <w:jc w:val="center"/>
               <w:rPr>
                 <w:rFonts w:ascii="Verdana" w:hAnsi="Verdana"/>
-                <w:color w:val="FF0000"/>
               </w:rPr>
             </w:pPr>
             <w:r>
               <w:rPr>
                 <w:rFonts w:ascii="Verdana" w:hAnsi="Verdana"/>
-                <w:color w:val="FF0000"/>
               </w:rPr>
               <w:t>4</w:t>
             </w:r>
@@ -4851,15 +4690,13 @@
             <w:pPr>
               <w:rPr>
                 <w:rFonts w:ascii="Verdana" w:hAnsi="Verdana"/>
-                <w:color w:val="FF0000"/>
               </w:rPr>
             </w:pPr>
             <w:r>
               <w:rPr>
                 <w:rFonts w:ascii="Verdana" w:hAnsi="Verdana"/>
-                <w:color w:val="FF0000"/>
-              </w:rPr>
-              <w:t>Lisätkää riski + taulukko alle</w:t>
+              </w:rPr>
+              <w:t>Tekninen toteutus on liian monimutkainen suhteessa taitoihin.</w:t>
             </w:r>
           </w:p>
         </w:tc>
@@ -4874,13 +4711,11 @@
               <w:jc w:val="center"/>
               <w:rPr>
                 <w:rFonts w:ascii="Verdana" w:hAnsi="Verdana"/>
-                <w:color w:val="FF0000"/>
               </w:rPr>
             </w:pPr>
             <w:r>
               <w:rPr>
                 <w:rFonts w:ascii="Verdana" w:hAnsi="Verdana"/>
-                <w:color w:val="FF0000"/>
               </w:rPr>
               <w:t>5</w:t>
             </w:r>
@@ -4894,15 +4729,13 @@
             <w:pPr>
               <w:rPr>
                 <w:rFonts w:ascii="Verdana" w:hAnsi="Verdana"/>
-                <w:color w:val="FF0000"/>
               </w:rPr>
             </w:pPr>
             <w:r>
               <w:rPr>
                 <w:rFonts w:ascii="Verdana" w:hAnsi="Verdana"/>
-                <w:color w:val="FF0000"/>
-              </w:rPr>
-              <w:t>Lisätkää riski + taulukko alle</w:t>
+              </w:rPr>
+              <w:t>Rajapintojen yhteensopivuusongelmat.</w:t>
             </w:r>
           </w:p>
         </w:tc>
@@ -4917,13 +4750,11 @@
               <w:jc w:val="center"/>
               <w:rPr>
                 <w:rFonts w:ascii="Verdana" w:hAnsi="Verdana"/>
-                <w:color w:val="FF0000"/>
               </w:rPr>
             </w:pPr>
             <w:r>
               <w:rPr>
                 <w:rFonts w:ascii="Verdana" w:hAnsi="Verdana"/>
-                <w:color w:val="FF0000"/>
               </w:rPr>
               <w:t>6</w:t>
             </w:r>
@@ -4937,15 +4768,13 @@
             <w:pPr>
               <w:rPr>
                 <w:rFonts w:ascii="Verdana" w:hAnsi="Verdana"/>
-                <w:color w:val="FF0000"/>
               </w:rPr>
             </w:pPr>
             <w:r>
               <w:rPr>
                 <w:rFonts w:ascii="Verdana" w:hAnsi="Verdana"/>
-                <w:color w:val="FF0000"/>
-              </w:rPr>
-              <w:t>Lisätkää riski + taulukko alle</w:t>
+              </w:rPr>
+              <w:t>RFID-lukija toimintahäiriöt.</w:t>
             </w:r>
           </w:p>
         </w:tc>
@@ -5506,6 +5335,7 @@
                 <w:rFonts w:ascii="Verdana" w:hAnsi="Verdana"/>
                 <w:bCs/>
               </w:rPr>
+              <w:lastRenderedPageBreak/>
               <w:t>vaatimuksen toteutta</w:t>
             </w:r>
             <w:r>
@@ -5563,7 +5393,6 @@
                 <w:rFonts w:ascii="Verdana" w:hAnsi="Verdana"/>
                 <w:bCs/>
               </w:rPr>
-              <w:lastRenderedPageBreak/>
               <w:t>kirjoittamaan uudestaan</w:t>
             </w:r>
             <w:r>
@@ -6049,41 +5878,20 @@
       <w:pPr>
         <w:rPr>
           <w:rFonts w:ascii="Verdana" w:hAnsi="Verdana"/>
+        </w:rPr>
+      </w:pPr>
+    </w:p>
+    <w:p>
+      <w:pPr>
+        <w:rPr>
+          <w:rFonts w:ascii="Verdana" w:hAnsi="Verdana"/>
           <w:b/>
-          <w:bCs/>
-          <w:color w:val="FF0000"/>
         </w:rPr>
       </w:pPr>
       <w:r>
         <w:rPr>
           <w:rFonts w:ascii="Verdana" w:hAnsi="Verdana"/>
           <w:b/>
-          <w:bCs/>
-          <w:color w:val="FF0000"/>
-        </w:rPr>
-        <w:t xml:space="preserve">Lisätkää alle ainakin 3 omaa riskiä. </w:t>
-      </w:r>
-    </w:p>
-    <w:p>
-      <w:pPr>
-        <w:rPr>
-          <w:rFonts w:ascii="Verdana" w:hAnsi="Verdana"/>
-        </w:rPr>
-      </w:pPr>
-    </w:p>
-    <w:p>
-      <w:pPr>
-        <w:rPr>
-          <w:rFonts w:ascii="Verdana" w:hAnsi="Verdana"/>
-          <w:b/>
-          <w:color w:val="FF0000"/>
-        </w:rPr>
-      </w:pPr>
-      <w:r>
-        <w:rPr>
-          <w:rFonts w:ascii="Verdana" w:hAnsi="Verdana"/>
-          <w:b/>
-          <w:color w:val="FF0000"/>
         </w:rPr>
         <w:t>RISKI 4</w:t>
       </w:r>
@@ -6092,7 +5900,6 @@
       <w:pPr>
         <w:rPr>
           <w:rFonts w:ascii="Verdana" w:hAnsi="Verdana"/>
-          <w:color w:val="FF0000"/>
         </w:rPr>
       </w:pPr>
     </w:p>
@@ -6110,8 +5917,8 @@
         <w:tblLook w:val="04A0" w:firstRow="1" w:lastRow="0" w:firstColumn="1" w:lastColumn="0" w:noHBand="0" w:noVBand="1"/>
       </w:tblPr>
       <w:tblGrid>
-        <w:gridCol w:w="3437"/>
-        <w:gridCol w:w="6191"/>
+        <w:gridCol w:w="3435"/>
+        <w:gridCol w:w="6193"/>
       </w:tblGrid>
       <w:tr>
         <w:tc>
@@ -6124,14 +5931,12 @@
               <w:rPr>
                 <w:rFonts w:ascii="Verdana" w:hAnsi="Verdana"/>
                 <w:b/>
-                <w:color w:val="FF0000"/>
               </w:rPr>
             </w:pPr>
             <w:r>
               <w:rPr>
                 <w:rFonts w:ascii="Verdana" w:hAnsi="Verdana"/>
                 <w:b/>
-                <w:color w:val="FF0000"/>
               </w:rPr>
               <w:t>Riskialkio</w:t>
             </w:r>
@@ -6145,17 +5950,22 @@
             <w:pPr>
               <w:rPr>
                 <w:rFonts w:ascii="Verdana" w:hAnsi="Verdana"/>
-                <w:b/>
-                <w:color w:val="FF0000"/>
+                <w:bCs/>
               </w:rPr>
             </w:pPr>
+            <w:r>
+              <w:rPr>
+                <w:rFonts w:ascii="Verdana" w:hAnsi="Verdana"/>
+                <w:bCs/>
+              </w:rPr>
+              <w:t>Tekninen toteutus on liian monimutkainen suhteessa taitoihin.</w:t>
+            </w:r>
           </w:p>
           <w:p>
             <w:pPr>
               <w:rPr>
                 <w:rFonts w:ascii="Verdana" w:hAnsi="Verdana"/>
-                <w:b/>
-                <w:color w:val="FF0000"/>
+                <w:bCs/>
               </w:rPr>
             </w:pPr>
           </w:p>
@@ -6172,14 +5982,12 @@
               <w:rPr>
                 <w:rFonts w:ascii="Verdana" w:hAnsi="Verdana"/>
                 <w:b/>
-                <w:color w:val="FF0000"/>
               </w:rPr>
             </w:pPr>
             <w:r>
               <w:rPr>
                 <w:rFonts w:ascii="Verdana" w:hAnsi="Verdana"/>
                 <w:b/>
-                <w:color w:val="FF0000"/>
               </w:rPr>
               <w:t>Riskitekijä</w:t>
             </w:r>
@@ -6193,17 +6001,68 @@
             <w:pPr>
               <w:rPr>
                 <w:rFonts w:ascii="Verdana" w:hAnsi="Verdana"/>
-                <w:b/>
-                <w:color w:val="FF0000"/>
+                <w:bCs/>
               </w:rPr>
             </w:pPr>
+            <w:r>
+              <w:rPr>
+                <w:rFonts w:ascii="Verdana" w:hAnsi="Verdana"/>
+                <w:bCs/>
+              </w:rPr>
+              <w:t xml:space="preserve">Ryhmän jäsenillä ei ole </w:t>
+            </w:r>
+            <w:r>
+              <w:rPr>
+                <w:rFonts w:ascii="Verdana" w:hAnsi="Verdana"/>
+                <w:bCs/>
+              </w:rPr>
+              <w:t xml:space="preserve">hirveästi </w:t>
+            </w:r>
+            <w:r>
+              <w:rPr>
+                <w:rFonts w:ascii="Verdana" w:hAnsi="Verdana"/>
+                <w:bCs/>
+              </w:rPr>
+              <w:t xml:space="preserve">aiempaa kokemusta </w:t>
+            </w:r>
+            <w:proofErr w:type="spellStart"/>
+            <w:r>
+              <w:rPr>
+                <w:rFonts w:ascii="Verdana" w:hAnsi="Verdana"/>
+                <w:bCs/>
+              </w:rPr>
+              <w:t>Qt</w:t>
+            </w:r>
+            <w:proofErr w:type="spellEnd"/>
+            <w:r>
+              <w:rPr>
+                <w:rFonts w:ascii="Verdana" w:hAnsi="Verdana"/>
+                <w:bCs/>
+              </w:rPr>
+              <w:t>-kehyksestä tai REST API -yhteyksien toteuttamisesta C++:</w:t>
+            </w:r>
+            <w:proofErr w:type="spellStart"/>
+            <w:r>
+              <w:rPr>
+                <w:rFonts w:ascii="Verdana" w:hAnsi="Verdana"/>
+                <w:bCs/>
+              </w:rPr>
+              <w:t>lla</w:t>
+            </w:r>
+            <w:proofErr w:type="spellEnd"/>
+            <w:r>
+              <w:rPr>
+                <w:rFonts w:ascii="Verdana" w:hAnsi="Verdana"/>
+                <w:bCs/>
+              </w:rPr>
+              <w:t>.</w:t>
+            </w:r>
           </w:p>
           <w:p>
             <w:pPr>
               <w:rPr>
                 <w:rFonts w:ascii="Verdana" w:hAnsi="Verdana"/>
-                <w:b/>
-                <w:color w:val="FF0000"/>
+                <w:bCs/>
               </w:rPr>
             </w:pPr>
           </w:p>
@@ -6220,14 +6079,12 @@
               <w:rPr>
                 <w:rFonts w:ascii="Verdana" w:hAnsi="Verdana"/>
                 <w:b/>
-                <w:color w:val="FF0000"/>
               </w:rPr>
             </w:pPr>
             <w:r>
               <w:rPr>
                 <w:rFonts w:ascii="Verdana" w:hAnsi="Verdana"/>
                 <w:b/>
-                <w:color w:val="FF0000"/>
               </w:rPr>
               <w:t>Riskitapahtuma</w:t>
             </w:r>
@@ -6241,17 +6098,22 @@
             <w:pPr>
               <w:rPr>
                 <w:rFonts w:ascii="Verdana" w:hAnsi="Verdana"/>
-                <w:b/>
-                <w:color w:val="FF0000"/>
+                <w:bCs/>
               </w:rPr>
             </w:pPr>
+            <w:r>
+              <w:rPr>
+                <w:rFonts w:ascii="Verdana" w:hAnsi="Verdana"/>
+                <w:bCs/>
+              </w:rPr>
+              <w:t>Koodaus jumiutuu teknisiin ongelmiin, joita ei osata ratkaista itsenäisesti.</w:t>
+            </w:r>
           </w:p>
           <w:p>
             <w:pPr>
               <w:rPr>
                 <w:rFonts w:ascii="Verdana" w:hAnsi="Verdana"/>
-                <w:b/>
-                <w:color w:val="FF0000"/>
+                <w:bCs/>
               </w:rPr>
             </w:pPr>
           </w:p>
@@ -6268,14 +6130,12 @@
               <w:rPr>
                 <w:rFonts w:ascii="Verdana" w:hAnsi="Verdana"/>
                 <w:b/>
-                <w:color w:val="FF0000"/>
               </w:rPr>
             </w:pPr>
             <w:r>
               <w:rPr>
                 <w:rFonts w:ascii="Verdana" w:hAnsi="Verdana"/>
                 <w:b/>
-                <w:color w:val="FF0000"/>
               </w:rPr>
               <w:t>Riskin seuraamus</w:t>
             </w:r>
@@ -6289,17 +6149,22 @@
             <w:pPr>
               <w:rPr>
                 <w:rFonts w:ascii="Verdana" w:hAnsi="Verdana"/>
-                <w:b/>
-                <w:color w:val="FF0000"/>
+                <w:bCs/>
               </w:rPr>
             </w:pPr>
+            <w:r>
+              <w:rPr>
+                <w:rFonts w:ascii="Verdana" w:hAnsi="Verdana"/>
+                <w:bCs/>
+              </w:rPr>
+              <w:t>Sovelluksen keskeiset toiminnot (kuten rahansiirrot) jäävät toteuttamatta tai koodista tulee virhealtista.</w:t>
+            </w:r>
           </w:p>
           <w:p>
             <w:pPr>
               <w:rPr>
                 <w:rFonts w:ascii="Verdana" w:hAnsi="Verdana"/>
-                <w:b/>
-                <w:color w:val="FF0000"/>
+                <w:bCs/>
               </w:rPr>
             </w:pPr>
           </w:p>
@@ -6316,14 +6181,12 @@
               <w:rPr>
                 <w:rFonts w:ascii="Verdana" w:hAnsi="Verdana"/>
                 <w:b/>
-                <w:color w:val="FF0000"/>
               </w:rPr>
             </w:pPr>
             <w:r>
               <w:rPr>
                 <w:rFonts w:ascii="Verdana" w:hAnsi="Verdana"/>
                 <w:b/>
-                <w:color w:val="FF0000"/>
               </w:rPr>
               <w:t>Toimenpiteet/ratkaisu</w:t>
             </w:r>
@@ -6337,17 +6200,38 @@
             <w:pPr>
               <w:rPr>
                 <w:rFonts w:ascii="Verdana" w:hAnsi="Verdana"/>
-                <w:b/>
-                <w:color w:val="FF0000"/>
+                <w:bCs/>
               </w:rPr>
             </w:pPr>
+            <w:r>
+              <w:rPr>
+                <w:rFonts w:ascii="Verdana" w:hAnsi="Verdana"/>
+                <w:bCs/>
+              </w:rPr>
+              <w:t xml:space="preserve">Jaetaan haastavat tehtävät pareittain </w:t>
+            </w:r>
+            <w:proofErr w:type="gramStart"/>
+            <w:r>
+              <w:rPr>
+                <w:rFonts w:ascii="Verdana" w:hAnsi="Verdana"/>
+                <w:bCs/>
+              </w:rPr>
+              <w:t>tehtäväksi  ja</w:t>
+            </w:r>
+            <w:proofErr w:type="gramEnd"/>
+            <w:r>
+              <w:rPr>
+                <w:rFonts w:ascii="Verdana" w:hAnsi="Verdana"/>
+                <w:bCs/>
+              </w:rPr>
+              <w:t xml:space="preserve"> hyödynnetään opettajan ohjausta heti ongelman ilmetessä.</w:t>
+            </w:r>
           </w:p>
           <w:p>
             <w:pPr>
               <w:rPr>
                 <w:rFonts w:ascii="Verdana" w:hAnsi="Verdana"/>
-                <w:b/>
-                <w:color w:val="FF0000"/>
+                <w:bCs/>
               </w:rPr>
             </w:pPr>
           </w:p>
@@ -6374,15 +6258,14 @@
       <w:pPr>
         <w:rPr>
           <w:rFonts w:ascii="Verdana" w:hAnsi="Verdana"/>
-          <w:color w:val="FF0000"/>
         </w:rPr>
       </w:pPr>
       <w:r>
         <w:rPr>
           <w:rFonts w:ascii="Verdana" w:hAnsi="Verdana"/>
           <w:b/>
-          <w:color w:val="FF0000"/>
-        </w:rPr>
+        </w:rPr>
+        <w:lastRenderedPageBreak/>
         <w:t>RISKI 5</w:t>
       </w:r>
     </w:p>
@@ -6390,7 +6273,6 @@
       <w:pPr>
         <w:rPr>
           <w:rFonts w:ascii="Verdana" w:hAnsi="Verdana"/>
-          <w:color w:val="FF0000"/>
         </w:rPr>
       </w:pPr>
     </w:p>
@@ -6408,8 +6290,8 @@
         <w:tblLook w:val="04A0" w:firstRow="1" w:lastRow="0" w:firstColumn="1" w:lastColumn="0" w:noHBand="0" w:noVBand="1"/>
       </w:tblPr>
       <w:tblGrid>
-        <w:gridCol w:w="3437"/>
-        <w:gridCol w:w="6191"/>
+        <w:gridCol w:w="3434"/>
+        <w:gridCol w:w="6194"/>
       </w:tblGrid>
       <w:tr>
         <w:tc>
@@ -6422,14 +6304,12 @@
               <w:rPr>
                 <w:rFonts w:ascii="Verdana" w:hAnsi="Verdana"/>
                 <w:b/>
-                <w:color w:val="FF0000"/>
               </w:rPr>
             </w:pPr>
             <w:r>
               <w:rPr>
                 <w:rFonts w:ascii="Verdana" w:hAnsi="Verdana"/>
                 <w:b/>
-                <w:color w:val="FF0000"/>
               </w:rPr>
               <w:t>Riskialkio</w:t>
             </w:r>
@@ -6443,17 +6323,22 @@
             <w:pPr>
               <w:rPr>
                 <w:rFonts w:ascii="Verdana" w:hAnsi="Verdana"/>
-                <w:b/>
-                <w:color w:val="FF0000"/>
+                <w:bCs/>
               </w:rPr>
             </w:pPr>
+            <w:r>
+              <w:rPr>
+                <w:rFonts w:ascii="Verdana" w:hAnsi="Verdana"/>
+                <w:bCs/>
+              </w:rPr>
+              <w:t>Rajapintojen yhteensopivuusongelmat.</w:t>
+            </w:r>
           </w:p>
           <w:p>
             <w:pPr>
               <w:rPr>
                 <w:rFonts w:ascii="Verdana" w:hAnsi="Verdana"/>
-                <w:b/>
-                <w:color w:val="FF0000"/>
+                <w:bCs/>
               </w:rPr>
             </w:pPr>
           </w:p>
@@ -6470,14 +6355,12 @@
               <w:rPr>
                 <w:rFonts w:ascii="Verdana" w:hAnsi="Verdana"/>
                 <w:b/>
-                <w:color w:val="FF0000"/>
               </w:rPr>
             </w:pPr>
             <w:r>
               <w:rPr>
                 <w:rFonts w:ascii="Verdana" w:hAnsi="Verdana"/>
                 <w:b/>
-                <w:color w:val="FF0000"/>
               </w:rPr>
               <w:t>Riskitekijä</w:t>
             </w:r>
@@ -6491,17 +6374,47 @@
             <w:pPr>
               <w:rPr>
                 <w:rFonts w:ascii="Verdana" w:hAnsi="Verdana"/>
-                <w:b/>
-                <w:color w:val="FF0000"/>
+                <w:bCs/>
               </w:rPr>
             </w:pPr>
+            <w:proofErr w:type="spellStart"/>
+            <w:r>
+              <w:rPr>
+                <w:rFonts w:ascii="Verdana" w:hAnsi="Verdana"/>
+                <w:bCs/>
+              </w:rPr>
+              <w:t>Frontend</w:t>
+            </w:r>
+            <w:proofErr w:type="spellEnd"/>
+            <w:r>
+              <w:rPr>
+                <w:rFonts w:ascii="Verdana" w:hAnsi="Verdana"/>
+                <w:bCs/>
+              </w:rPr>
+              <w:t xml:space="preserve">- ja </w:t>
+            </w:r>
+            <w:proofErr w:type="spellStart"/>
+            <w:r>
+              <w:rPr>
+                <w:rFonts w:ascii="Verdana" w:hAnsi="Verdana"/>
+                <w:bCs/>
+              </w:rPr>
+              <w:t>Backend</w:t>
+            </w:r>
+            <w:proofErr w:type="spellEnd"/>
+            <w:r>
+              <w:rPr>
+                <w:rFonts w:ascii="Verdana" w:hAnsi="Verdana"/>
+                <w:bCs/>
+              </w:rPr>
+              <w:t>-tiimit eivät kommunikoi riittävästi siitä, missä muodossa JSON-data lähetetään.</w:t>
+            </w:r>
           </w:p>
           <w:p>
             <w:pPr>
               <w:rPr>
                 <w:rFonts w:ascii="Verdana" w:hAnsi="Verdana"/>
-                <w:b/>
-                <w:color w:val="FF0000"/>
+                <w:bCs/>
               </w:rPr>
             </w:pPr>
           </w:p>
@@ -6518,14 +6431,12 @@
               <w:rPr>
                 <w:rFonts w:ascii="Verdana" w:hAnsi="Verdana"/>
                 <w:b/>
-                <w:color w:val="FF0000"/>
               </w:rPr>
             </w:pPr>
             <w:r>
               <w:rPr>
                 <w:rFonts w:ascii="Verdana" w:hAnsi="Verdana"/>
                 <w:b/>
-                <w:color w:val="FF0000"/>
               </w:rPr>
               <w:t>Riskitapahtuma</w:t>
             </w:r>
@@ -6539,17 +6450,31 @@
             <w:pPr>
               <w:rPr>
                 <w:rFonts w:ascii="Verdana" w:hAnsi="Verdana"/>
-                <w:b/>
-                <w:color w:val="FF0000"/>
+                <w:bCs/>
               </w:rPr>
             </w:pPr>
+            <w:proofErr w:type="spellStart"/>
+            <w:r>
+              <w:rPr>
+                <w:rFonts w:ascii="Verdana" w:hAnsi="Verdana"/>
+                <w:bCs/>
+              </w:rPr>
+              <w:t>Qt</w:t>
+            </w:r>
+            <w:proofErr w:type="spellEnd"/>
+            <w:r>
+              <w:rPr>
+                <w:rFonts w:ascii="Verdana" w:hAnsi="Verdana"/>
+                <w:bCs/>
+              </w:rPr>
+              <w:t>-sovellus ei pysty lukemaan palvelimen vastauksia tai palvelin hylkää sovelluksen pyynnöt virheellisinä.</w:t>
+            </w:r>
           </w:p>
           <w:p>
             <w:pPr>
               <w:rPr>
                 <w:rFonts w:ascii="Verdana" w:hAnsi="Verdana"/>
-                <w:b/>
-                <w:color w:val="FF0000"/>
+                <w:bCs/>
               </w:rPr>
             </w:pPr>
           </w:p>
@@ -6566,14 +6491,12 @@
               <w:rPr>
                 <w:rFonts w:ascii="Verdana" w:hAnsi="Verdana"/>
                 <w:b/>
-                <w:color w:val="FF0000"/>
               </w:rPr>
             </w:pPr>
             <w:r>
               <w:rPr>
                 <w:rFonts w:ascii="Verdana" w:hAnsi="Verdana"/>
                 <w:b/>
-                <w:color w:val="FF0000"/>
               </w:rPr>
               <w:t>Riskin seuraamus</w:t>
             </w:r>
@@ -6587,17 +6510,22 @@
             <w:pPr>
               <w:rPr>
                 <w:rFonts w:ascii="Verdana" w:hAnsi="Verdana"/>
-                <w:b/>
-                <w:color w:val="FF0000"/>
+                <w:bCs/>
               </w:rPr>
             </w:pPr>
+            <w:r>
+              <w:rPr>
+                <w:rFonts w:ascii="Verdana" w:hAnsi="Verdana"/>
+                <w:bCs/>
+              </w:rPr>
+              <w:t>Kirjautuminen tai rahan nostaminen ei onnistu, vaikka molemmat osapuolet luulevat koodinsa toimivan.</w:t>
+            </w:r>
           </w:p>
           <w:p>
             <w:pPr>
               <w:rPr>
                 <w:rFonts w:ascii="Verdana" w:hAnsi="Verdana"/>
-                <w:b/>
-                <w:color w:val="FF0000"/>
+                <w:bCs/>
               </w:rPr>
             </w:pPr>
           </w:p>
@@ -6614,16 +6542,13 @@
               <w:rPr>
                 <w:rFonts w:ascii="Verdana" w:hAnsi="Verdana"/>
                 <w:b/>
-                <w:color w:val="FF0000"/>
               </w:rPr>
             </w:pPr>
             <w:r>
               <w:rPr>
                 <w:rFonts w:ascii="Verdana" w:hAnsi="Verdana"/>
                 <w:b/>
-                <w:color w:val="FF0000"/>
-              </w:rPr>
-              <w:lastRenderedPageBreak/>
+              </w:rPr>
               <w:t>Toimenpiteet/ratkaisu</w:t>
             </w:r>
           </w:p>
@@ -6636,17 +6561,36 @@
             <w:pPr>
               <w:rPr>
                 <w:rFonts w:ascii="Verdana" w:hAnsi="Verdana"/>
-                <w:b/>
-                <w:color w:val="FF0000"/>
+                <w:bCs/>
               </w:rPr>
             </w:pPr>
+            <w:r>
+              <w:rPr>
+                <w:rFonts w:ascii="Verdana" w:hAnsi="Verdana"/>
+                <w:bCs/>
+              </w:rPr>
+              <w:t>Sovitaan tarkka</w:t>
+            </w:r>
+            <w:r>
+              <w:rPr>
+                <w:rFonts w:ascii="Verdana" w:hAnsi="Verdana"/>
+                <w:bCs/>
+              </w:rPr>
+              <w:t xml:space="preserve"> linja</w:t>
+            </w:r>
+            <w:r>
+              <w:rPr>
+                <w:rFonts w:ascii="Verdana" w:hAnsi="Verdana"/>
+                <w:bCs/>
+              </w:rPr>
+              <w:t xml:space="preserve"> rajapinnoista ennen koodauksen aloittamista ja testataan yhteys aikaisessa vaiheessa.</w:t>
+            </w:r>
           </w:p>
           <w:p>
             <w:pPr>
               <w:rPr>
                 <w:rFonts w:ascii="Verdana" w:hAnsi="Verdana"/>
-                <w:b/>
-                <w:color w:val="FF0000"/>
+                <w:bCs/>
               </w:rPr>
             </w:pPr>
           </w:p>
@@ -6674,31 +6618,20 @@
       <w:pPr>
         <w:rPr>
           <w:rFonts w:ascii="Verdana" w:hAnsi="Verdana"/>
-          <w:color w:val="FF0000"/>
         </w:rPr>
       </w:pPr>
       <w:r>
         <w:rPr>
           <w:rFonts w:ascii="Verdana" w:hAnsi="Verdana"/>
           <w:b/>
-          <w:color w:val="FF0000"/>
-        </w:rPr>
-        <w:t>RISKI</w:t>
-      </w:r>
-      <w:r>
-        <w:rPr>
-          <w:rFonts w:ascii="Verdana" w:hAnsi="Verdana"/>
-          <w:b/>
-          <w:color w:val="FF0000"/>
-        </w:rPr>
-        <w:t xml:space="preserve"> 6</w:t>
-      </w:r>
-    </w:p>
-    <w:p>
-      <w:pPr>
-        <w:rPr>
-          <w:rFonts w:ascii="Verdana" w:hAnsi="Verdana"/>
-          <w:color w:val="FF0000"/>
+        </w:rPr>
+        <w:t>RISKI 6</w:t>
+      </w:r>
+    </w:p>
+    <w:p>
+      <w:pPr>
+        <w:rPr>
+          <w:rFonts w:ascii="Verdana" w:hAnsi="Verdana"/>
         </w:rPr>
       </w:pPr>
     </w:p>
@@ -6716,8 +6649,8 @@
         <w:tblLook w:val="04A0" w:firstRow="1" w:lastRow="0" w:firstColumn="1" w:lastColumn="0" w:noHBand="0" w:noVBand="1"/>
       </w:tblPr>
       <w:tblGrid>
-        <w:gridCol w:w="3437"/>
-        <w:gridCol w:w="6191"/>
+        <w:gridCol w:w="3435"/>
+        <w:gridCol w:w="6193"/>
       </w:tblGrid>
       <w:tr>
         <w:tc>
@@ -6730,14 +6663,12 @@
               <w:rPr>
                 <w:rFonts w:ascii="Verdana" w:hAnsi="Verdana"/>
                 <w:b/>
-                <w:color w:val="FF0000"/>
               </w:rPr>
             </w:pPr>
             <w:r>
               <w:rPr>
                 <w:rFonts w:ascii="Verdana" w:hAnsi="Verdana"/>
                 <w:b/>
-                <w:color w:val="FF0000"/>
               </w:rPr>
               <w:t>Riskialkio</w:t>
             </w:r>
@@ -6751,17 +6682,22 @@
             <w:pPr>
               <w:rPr>
                 <w:rFonts w:ascii="Verdana" w:hAnsi="Verdana"/>
-                <w:b/>
-                <w:color w:val="FF0000"/>
+                <w:bCs/>
               </w:rPr>
             </w:pPr>
+            <w:r>
+              <w:rPr>
+                <w:rFonts w:ascii="Verdana" w:hAnsi="Verdana"/>
+                <w:bCs/>
+              </w:rPr>
+              <w:t>RFID-lukija toimintahäiriöt.</w:t>
+            </w:r>
           </w:p>
           <w:p>
             <w:pPr>
               <w:rPr>
                 <w:rFonts w:ascii="Verdana" w:hAnsi="Verdana"/>
-                <w:b/>
-                <w:color w:val="FF0000"/>
+                <w:bCs/>
               </w:rPr>
             </w:pPr>
           </w:p>
@@ -6778,14 +6714,12 @@
               <w:rPr>
                 <w:rFonts w:ascii="Verdana" w:hAnsi="Verdana"/>
                 <w:b/>
-                <w:color w:val="FF0000"/>
               </w:rPr>
             </w:pPr>
             <w:r>
               <w:rPr>
                 <w:rFonts w:ascii="Verdana" w:hAnsi="Verdana"/>
                 <w:b/>
-                <w:color w:val="FF0000"/>
               </w:rPr>
               <w:t>Riskitekijä</w:t>
             </w:r>
@@ -6799,17 +6733,43 @@
             <w:pPr>
               <w:rPr>
                 <w:rFonts w:ascii="Verdana" w:hAnsi="Verdana"/>
-                <w:b/>
-                <w:color w:val="FF0000"/>
+                <w:bCs/>
               </w:rPr>
             </w:pPr>
+            <w:r>
+              <w:rPr>
+                <w:rFonts w:ascii="Verdana" w:hAnsi="Verdana"/>
+                <w:bCs/>
+              </w:rPr>
+              <w:t>RFID-lukija on viallinen</w:t>
+            </w:r>
+            <w:r>
+              <w:rPr>
+                <w:rFonts w:ascii="Verdana" w:hAnsi="Verdana"/>
+                <w:bCs/>
+              </w:rPr>
+              <w:t xml:space="preserve"> </w:t>
+            </w:r>
+            <w:r>
+              <w:rPr>
+                <w:rFonts w:ascii="Verdana" w:hAnsi="Verdana"/>
+                <w:bCs/>
+              </w:rPr>
+              <w:t>tai sarjaportin asetukset ovat väärin.</w:t>
+            </w:r>
+            <w:r>
+              <w:rPr>
+                <w:rFonts w:ascii="Verdana" w:hAnsi="Verdana"/>
+                <w:bCs/>
+              </w:rPr>
+              <w:t xml:space="preserve"> Lisäongelmana ryhmässä Windows ja Mac käyttäjiä.</w:t>
+            </w:r>
           </w:p>
           <w:p>
             <w:pPr>
               <w:rPr>
                 <w:rFonts w:ascii="Verdana" w:hAnsi="Verdana"/>
-                <w:b/>
-                <w:color w:val="FF0000"/>
+                <w:bCs/>
               </w:rPr>
             </w:pPr>
           </w:p>
@@ -6826,14 +6786,12 @@
               <w:rPr>
                 <w:rFonts w:ascii="Verdana" w:hAnsi="Verdana"/>
                 <w:b/>
-                <w:color w:val="FF0000"/>
               </w:rPr>
             </w:pPr>
             <w:r>
               <w:rPr>
                 <w:rFonts w:ascii="Verdana" w:hAnsi="Verdana"/>
                 <w:b/>
-                <w:color w:val="FF0000"/>
               </w:rPr>
               <w:t>Riskitapahtuma</w:t>
             </w:r>
@@ -6847,17 +6805,22 @@
             <w:pPr>
               <w:rPr>
                 <w:rFonts w:ascii="Verdana" w:hAnsi="Verdana"/>
-                <w:b/>
-                <w:color w:val="FF0000"/>
+                <w:bCs/>
               </w:rPr>
             </w:pPr>
+            <w:r>
+              <w:rPr>
+                <w:rFonts w:ascii="Verdana" w:hAnsi="Verdana"/>
+                <w:bCs/>
+              </w:rPr>
+              <w:t>Sovellus ei tunnista korttia, vaikka lukijaa yritetään käyttää.</w:t>
+            </w:r>
           </w:p>
           <w:p>
             <w:pPr>
               <w:rPr>
                 <w:rFonts w:ascii="Verdana" w:hAnsi="Verdana"/>
-                <w:b/>
-                <w:color w:val="FF0000"/>
+                <w:bCs/>
               </w:rPr>
             </w:pPr>
           </w:p>
@@ -6874,14 +6837,12 @@
               <w:rPr>
                 <w:rFonts w:ascii="Verdana" w:hAnsi="Verdana"/>
                 <w:b/>
-                <w:color w:val="FF0000"/>
               </w:rPr>
             </w:pPr>
             <w:r>
               <w:rPr>
                 <w:rFonts w:ascii="Verdana" w:hAnsi="Verdana"/>
                 <w:b/>
-                <w:color w:val="FF0000"/>
               </w:rPr>
               <w:t>Riskin seuraamus</w:t>
             </w:r>
@@ -6895,17 +6856,22 @@
             <w:pPr>
               <w:rPr>
                 <w:rFonts w:ascii="Verdana" w:hAnsi="Verdana"/>
-                <w:b/>
-                <w:color w:val="FF0000"/>
+                <w:bCs/>
               </w:rPr>
             </w:pPr>
+            <w:r>
+              <w:rPr>
+                <w:rFonts w:ascii="Verdana" w:hAnsi="Verdana"/>
+                <w:bCs/>
+              </w:rPr>
+              <w:t>Projektin esittely epäonnistuu, ja sovellusta ei voida testata todellisessa ympäristössä.</w:t>
+            </w:r>
           </w:p>
           <w:p>
             <w:pPr>
               <w:rPr>
                 <w:rFonts w:ascii="Verdana" w:hAnsi="Verdana"/>
-                <w:b/>
-                <w:color w:val="FF0000"/>
+                <w:bCs/>
               </w:rPr>
             </w:pPr>
           </w:p>
@@ -6922,14 +6888,12 @@
               <w:rPr>
                 <w:rFonts w:ascii="Verdana" w:hAnsi="Verdana"/>
                 <w:b/>
-                <w:color w:val="FF0000"/>
               </w:rPr>
             </w:pPr>
             <w:r>
               <w:rPr>
                 <w:rFonts w:ascii="Verdana" w:hAnsi="Verdana"/>
                 <w:b/>
-                <w:color w:val="FF0000"/>
               </w:rPr>
               <w:t>Toimenpiteet/ratkaisu</w:t>
             </w:r>
@@ -6943,17 +6907,22 @@
             <w:pPr>
               <w:rPr>
                 <w:rFonts w:ascii="Verdana" w:hAnsi="Verdana"/>
-                <w:b/>
-                <w:color w:val="FF0000"/>
+                <w:bCs/>
               </w:rPr>
             </w:pPr>
+            <w:r>
+              <w:rPr>
+                <w:rFonts w:ascii="Verdana" w:hAnsi="Verdana"/>
+                <w:bCs/>
+              </w:rPr>
+              <w:t>Testataan lukijan toiminta heti projektin alussa ja toteutetaan koodiin mahdollisuus syöttää kortin ID manuaalisesti "varajärjestelmänä".</w:t>
+            </w:r>
           </w:p>
           <w:p>
             <w:pPr>
               <w:rPr>
                 <w:rFonts w:ascii="Verdana" w:hAnsi="Verdana"/>
-                <w:b/>
-                <w:color w:val="FF0000"/>
+                <w:bCs/>
               </w:rPr>
             </w:pPr>
           </w:p>
@@ -10131,7 +10100,6 @@
   <w:style w:type="character" w:default="1" w:styleId="Kappaleenoletusfontti">
     <w:name w:val="Default Paragraph Font"/>
     <w:uiPriority w:val="1"/>
-    <w:semiHidden/>
     <w:unhideWhenUsed/>
   </w:style>
   <w:style w:type="table" w:default="1" w:styleId="Normaalitaulukko">
@@ -11229,7 +11197,12 @@
 </file>
 
 <file path=customXml/item1.xml><?xml version="1.0" encoding="utf-8"?>
-<b:Sources xmlns:b="http://schemas.openxmlformats.org/officeDocument/2006/bibliography" xmlns="http://schemas.openxmlformats.org/officeDocument/2006/bibliography" SelectedStyle="\APA.XSL" StyleName="APA"/>
+<?mso-contentType ?>
+<FormTemplates xmlns="http://schemas.microsoft.com/sharepoint/v3/contenttype/forms">
+  <Display>DocumentLibraryForm</Display>
+  <Edit>DocumentLibraryForm</Edit>
+  <New>DocumentLibraryForm</New>
+</FormTemplates>
 </file>
 
 <file path=customXml/item2.xml><?xml version="1.0" encoding="utf-8"?>
@@ -11395,12 +11368,7 @@
 </file>
 
 <file path=customXml/item3.xml><?xml version="1.0" encoding="utf-8"?>
-<?mso-contentType ?>
-<FormTemplates xmlns="http://schemas.microsoft.com/sharepoint/v3/contenttype/forms">
-  <Display>DocumentLibraryForm</Display>
-  <Edit>DocumentLibraryForm</Edit>
-  <New>DocumentLibraryForm</New>
-</FormTemplates>
+<b:Sources xmlns:b="http://schemas.openxmlformats.org/officeDocument/2006/bibliography" xmlns="http://schemas.openxmlformats.org/officeDocument/2006/bibliography" SelectedStyle="\APA.XSL" StyleName="APA"/>
 </file>
 
 <file path=customXml/item4.xml><?xml version="1.0" encoding="utf-8"?>
@@ -11410,9 +11378,9 @@
 </file>
 
 <file path=customXml/itemProps1.xml><?xml version="1.0" encoding="utf-8"?>
-<ds:datastoreItem xmlns:ds="http://schemas.openxmlformats.org/officeDocument/2006/customXml" ds:itemID="{A145E529-ADFD-4F9E-BF03-266B66948D73}">
+<ds:datastoreItem xmlns:ds="http://schemas.openxmlformats.org/officeDocument/2006/customXml" ds:itemID="{CCE6599A-36B8-44FE-B308-7215EB1D9B0D}">
   <ds:schemaRefs>
-    <ds:schemaRef ds:uri="http://schemas.openxmlformats.org/officeDocument/2006/bibliography"/>
+    <ds:schemaRef ds:uri="http://schemas.microsoft.com/sharepoint/v3/contenttype/forms"/>
   </ds:schemaRefs>
 </ds:datastoreItem>
 </file>
@@ -11436,9 +11404,9 @@
 </file>
 
 <file path=customXml/itemProps3.xml><?xml version="1.0" encoding="utf-8"?>
-<ds:datastoreItem xmlns:ds="http://schemas.openxmlformats.org/officeDocument/2006/customXml" ds:itemID="{CCE6599A-36B8-44FE-B308-7215EB1D9B0D}">
+<ds:datastoreItem xmlns:ds="http://schemas.openxmlformats.org/officeDocument/2006/customXml" ds:itemID="{A145E529-ADFD-4F9E-BF03-266B66948D73}">
   <ds:schemaRefs>
-    <ds:schemaRef ds:uri="http://schemas.microsoft.com/sharepoint/v3/contenttype/forms"/>
+    <ds:schemaRef ds:uri="http://schemas.openxmlformats.org/officeDocument/2006/bibliography"/>
   </ds:schemaRefs>
 </ds:datastoreItem>
 </file>
